--- a/templates/BOE_sjabloon.docx
+++ b/templates/BOE_sjabloon.docx
@@ -302,7 +302,6 @@
         <w:docPartUnique/>
       </w:docPartObj>
     </w:sdtPr>
-    <w:sdtEndPr/>
     <w:sdtContent>
       <w:p>
         <w:pPr>
@@ -437,7 +436,6 @@
         <w:docPartUnique/>
       </w:docPartObj>
     </w:sdtPr>
-    <w:sdtEndPr/>
     <w:sdtContent>
       <w:sdt>
         <w:sdtPr>
@@ -451,7 +449,6 @@
             <w:docPartUnique/>
           </w:docPartObj>
         </w:sdtPr>
-        <w:sdtEndPr/>
         <w:sdtContent>
           <w:p>
             <w:pPr>
@@ -1982,15 +1979,16 @@
     <w:uiPriority w:val="9"/>
     <w:unhideWhenUsed/>
     <w:qFormat/>
-    <w:rsid w:val="00B50111"/>
+    <w:rsid w:val="00913ADC"/>
     <w:pPr>
       <w:keepNext/>
       <w:keepLines/>
+      <w:spacing w:before="120"/>
       <w:outlineLvl w:val="1"/>
     </w:pPr>
     <w:rPr>
       <w:rFonts w:ascii="Barlow Medium" w:eastAsiaTheme="majorEastAsia" w:hAnsi="Barlow Medium" w:cstheme="majorBidi"/>
-      <w:color w:val="808080" w:themeColor="background1" w:themeShade="80"/>
+      <w:color w:val="215E99" w:themeColor="text2" w:themeTint="BF"/>
       <w:sz w:val="22"/>
       <w:szCs w:val="32"/>
       <w:u w:color="562543" w:themeColor="accent1"/>
@@ -2250,15 +2248,13 @@
     <w:basedOn w:val="Standaardalinea-lettertype"/>
     <w:link w:val="Kop2"/>
     <w:uiPriority w:val="9"/>
-    <w:rsid w:val="00B50111"/>
+    <w:rsid w:val="00913ADC"/>
     <w:rPr>
       <w:rFonts w:ascii="Barlow Medium" w:eastAsiaTheme="majorEastAsia" w:hAnsi="Barlow Medium" w:cstheme="majorBidi"/>
-      <w:color w:val="808080" w:themeColor="background1" w:themeShade="80"/>
-      <w:kern w:val="0"/>
+      <w:color w:val="215E99" w:themeColor="text2" w:themeTint="BF"/>
+      <w:sz w:val="22"/>
       <w:szCs w:val="32"/>
       <w:u w:color="562543" w:themeColor="accent1"/>
-      <w:lang w:val="en-US"/>
-      <w14:ligatures w14:val="none"/>
     </w:rPr>
   </w:style>
   <w:style w:type="paragraph" w:styleId="Titel">
